--- a/report/PreThesis_Report.docx
+++ b/report/PreThesis_Report.docx
@@ -2840,17 +2840,7 @@
     </w:p>
     <w:p>
       <w:r>
-        <w:t xml:space="preserve">Both instruments have been translated into Vietnamese, and validation work on the Vietnamese DASS-21 has been published [4] </w:t>
-      </w:r>
-      <w:r>
-        <w:rPr>
-          <w:rFonts w:ascii="Consolas" w:hAnsi="Consolas"/>
-          <w:sz w:val="22"/>
-        </w:rPr>
-        <w:t>[VERIFY]</w:t>
-      </w:r>
-      <w:r>
-        <w:t>. The situation for the Vietnamese PSS-10 is less clear within the scope of this review. An earlier revision of this system deployed such Vietnamese wording; the system now deploys the original published English items of both instruments, which is why §5.4 no longer treats item provenance as an open construct-validity threat.</w:t>
+        <w:t>Both instruments have been translated into Vietnamese, and validation work on the Vietnamese DASS-21 has been published [4]. The situation for the Vietnamese PSS-10 is less clear within the scope of this review. An earlier revision of this system deployed such Vietnamese wording; the system now deploys the original published English items of both instruments, which is why §5.4 no longer treats item provenance as an open construct-validity threat.</w:t>
       </w:r>
     </w:p>
     <w:p>
@@ -2994,17 +2984,7 @@
         <w:t>ViSoBERT</w:t>
       </w:r>
       <w:r>
-        <w:t xml:space="preserve"> [12] </w:t>
-      </w:r>
-      <w:r>
-        <w:rPr>
-          <w:rFonts w:ascii="Consolas" w:hAnsi="Consolas"/>
-          <w:sz w:val="22"/>
-        </w:rPr>
-        <w:t>[VERIFY]</w:t>
-      </w:r>
-      <w:r>
-        <w:t xml:space="preserve"> targets Vietnamese social-media text specifically, and is therefore of interest for the teencode and code-switching phenomena described in §1.1.</w:t>
+        <w:t xml:space="preserve"> [12] targets Vietnamese social-media text specifically, and is therefore of interest for the teencode and code-switching phenomena described in §1.1.</w:t>
       </w:r>
     </w:p>
     <w:p>
@@ -3524,14 +3504,7 @@
               <w:rPr>
                 <w:sz w:val="22"/>
               </w:rPr>
-              <w:t xml:space="preserve">Tran et al. [4] </w:t>
-            </w:r>
-            <w:r>
-              <w:rPr>
-                <w:rFonts w:ascii="Consolas" w:hAnsi="Consolas"/>
-                <w:sz w:val="22"/>
-              </w:rPr>
-              <w:t>[VERIFY]</w:t>
+              <w:t>Tran et al. [4]</w:t>
             </w:r>
           </w:p>
         </w:tc>
@@ -5476,7 +5449,7 @@
           <w:rFonts w:ascii="Consolas" w:hAnsi="Consolas"/>
           <w:sz w:val="20"/>
         </w:rPr>
-        <w:t xml:space="preserve">    S5 --&gt;|OpenAI API| EXT(["gpt-4o-mini"])</w:t>
+        <w:t xml:space="preserve">    S5 --&gt;|OpenAI-compatible API| EXT(["gpt-oss-120b&lt;br/&gt;served by Groq"])</w:t>
       </w:r>
     </w:p>
     <w:p/>
@@ -9638,13 +9611,13 @@
                 <w:rFonts w:ascii="Consolas" w:hAnsi="Consolas"/>
                 <w:sz w:val="22"/>
               </w:rPr>
-              <w:t>gpt-4o-mini</w:t>
-            </w:r>
-            <w:r>
-              <w:rPr>
-                <w:sz w:val="22"/>
-              </w:rPr>
-              <w:t>, temperature 0.2</w:t>
+              <w:t>openai/gpt-oss-120b</w:t>
+            </w:r>
+            <w:r>
+              <w:rPr>
+                <w:sz w:val="22"/>
+              </w:rPr>
+              <w:t xml:space="preserve"> served by Groq through an OpenAI-compatible endpoint (provider is a configuration value), temperature 0.2</w:t>
             </w:r>
           </w:p>
         </w:tc>
@@ -9966,7 +9939,7 @@
               <w:rPr>
                 <w:sz w:val="22"/>
               </w:rPr>
-              <w:t>245 tests</w:t>
+              <w:t>337 tests</w:t>
             </w:r>
           </w:p>
         </w:tc>
@@ -10311,7 +10284,7 @@
         <w:rPr>
           <w:b/>
         </w:rPr>
-        <w:t>245 tests, all passing</w:t>
+        <w:t>337 tests, all passing</w:t>
       </w:r>
       <w:r>
         <w:t xml:space="preserve">, with </w:t>
@@ -10320,10 +10293,30 @@
         <w:rPr>
           <w:b/>
         </w:rPr>
-        <w:t>83 % statement coverage of `app/`</w:t>
-      </w:r>
-      <w:r>
-        <w:t>. Coverage of the components on which correctness most depends is higher: the scoring engines and the crisis rule are at 100 %, the retriever at 100 %, the persistence models at 100 %, the assessment orchestration at 90 %, the API layer at 97 %, and the LLM chain at 85 %.</w:t>
+        <w:t>94 % statement coverage of the application code</w:t>
+      </w:r>
+      <w:r>
+        <w:t xml:space="preserve"> (</w:t>
+      </w:r>
+      <w:r>
+        <w:rPr>
+          <w:rFonts w:ascii="Consolas" w:hAnsi="Consolas"/>
+          <w:sz w:val="22"/>
+        </w:rPr>
+        <w:t>app/</w:t>
+      </w:r>
+      <w:r>
+        <w:t xml:space="preserve"> excluding the offline evaluation tooling in </w:t>
+      </w:r>
+      <w:r>
+        <w:rPr>
+          <w:rFonts w:ascii="Consolas" w:hAnsi="Consolas"/>
+          <w:sz w:val="22"/>
+        </w:rPr>
+        <w:t>app/eval/</w:t>
+      </w:r>
+      <w:r>
+        <w:t>; 70 % when that tooling is included, because the latency and figure scripts are exercised by running them rather than by tests). Coverage of the components on which correctness most depends is higher still: the scoring engines and the crisis rule are at 100 %, the retriever at 100 %, the persistence models at 100 %, the assessment orchestration at 95 %, the API layer at 97 %, and the LLM chain at 88 %.</w:t>
       </w:r>
     </w:p>
     <w:p>
@@ -12327,13 +12320,13 @@
                 <w:rFonts w:ascii="Consolas" w:hAnsi="Consolas"/>
                 <w:sz w:val="22"/>
               </w:rPr>
-              <w:t>gpt-4o-mini</w:t>
-            </w:r>
-            <w:r>
-              <w:rPr>
-                <w:sz w:val="22"/>
-              </w:rPr>
-              <w:t>, temperature 0.0</w:t>
+              <w:t>openai/gpt-oss-120b</w:t>
+            </w:r>
+            <w:r>
+              <w:rPr>
+                <w:sz w:val="22"/>
+              </w:rPr>
+              <w:t xml:space="preserve"> (Groq), temperature 0.0</w:t>
             </w:r>
           </w:p>
         </w:tc>
@@ -12402,13 +12395,13 @@
                 <w:rFonts w:ascii="Consolas" w:hAnsi="Consolas"/>
                 <w:sz w:val="22"/>
               </w:rPr>
-              <w:t>gpt-4o-mini</w:t>
-            </w:r>
-            <w:r>
-              <w:rPr>
-                <w:sz w:val="22"/>
-              </w:rPr>
-              <w:t>, temperature 0.2, timeout 60 s</w:t>
+              <w:t>openai/gpt-oss-120b</w:t>
+            </w:r>
+            <w:r>
+              <w:rPr>
+                <w:sz w:val="22"/>
+              </w:rPr>
+              <w:t xml:space="preserve"> (Groq), temperature 0.2, timeout 60 s</w:t>
             </w:r>
           </w:p>
         </w:tc>
@@ -14083,7 +14076,7 @@
               <w:rPr>
                 <w:sz w:val="22"/>
               </w:rPr>
-              <w:t>—</w:t>
+              <w:t>70</w:t>
             </w:r>
           </w:p>
         </w:tc>
@@ -14103,10 +14096,9 @@
             </w:r>
             <w:r>
               <w:rPr>
-                <w:b/>
-                <w:sz w:val="22"/>
-              </w:rPr>
-              <w:t>not run</w:t>
+                <w:sz w:val="22"/>
+              </w:rPr>
+              <w:t>0.4857</w:t>
             </w:r>
           </w:p>
         </w:tc>
@@ -14128,7 +14120,7 @@
               <w:rPr>
                 <w:sz w:val="22"/>
               </w:rPr>
-              <w:t>—</w:t>
+              <w:t>0.5000</w:t>
             </w:r>
           </w:p>
         </w:tc>
@@ -14150,7 +14142,7 @@
               <w:rPr>
                 <w:sz w:val="22"/>
               </w:rPr>
-              <w:t>—</w:t>
+              <w:t>0.3105</w:t>
             </w:r>
           </w:p>
         </w:tc>
@@ -14172,7 +14164,7 @@
               <w:rPr>
                 <w:sz w:val="22"/>
               </w:rPr>
-              <w:t>—</w:t>
+              <w:t>0.7333</w:t>
             </w:r>
           </w:p>
         </w:tc>
@@ -14194,7 +14186,7 @@
               <w:rPr>
                 <w:sz w:val="22"/>
               </w:rPr>
-              <w:t>—</w:t>
+              <w:t>0.6061</w:t>
             </w:r>
           </w:p>
         </w:tc>
@@ -14216,7 +14208,7 @@
               <w:rPr>
                 <w:sz w:val="22"/>
               </w:rPr>
-              <w:t>—</w:t>
+              <w:t>0.3529</w:t>
             </w:r>
           </w:p>
         </w:tc>
@@ -14238,7 +14230,7 @@
               <w:rPr>
                 <w:sz w:val="22"/>
               </w:rPr>
-              <w:t>—</w:t>
+              <w:t>0.3077</w:t>
             </w:r>
           </w:p>
         </w:tc>
@@ -14489,64 +14481,55 @@
         <w:rPr>
           <w:i/>
         </w:rPr>
-        <w:t>served by Groq, not the</w:t>
-      </w:r>
-      <w:r>
-        <w:t xml:space="preserve"> </w:t>
+        <w:t>served by Groq — the model that §3.6 now names — and the model that produced a number is named with it. The remaining rows have no numbers because those systems are not implemented, and the harness writes an explicit "not run" marker rather than an estimate.</w:t>
+      </w:r>
+    </w:p>
+    <w:p>
+      <w:r>
+        <w:t>The majority-class row is the floor: predicting the most frequent training label for every item yields accuracy 0.329 and, by definition, Cohen's κ of exactly zero. Every other system clears it, so each is doing something, but the distance from that floor is the honest measure of how much.</w:t>
+      </w:r>
+    </w:p>
+    <w:p>
+      <w:r>
+        <w:t>Four observations follow directly from Table 4.4 and are developed in §5.1.</w:t>
+      </w:r>
+    </w:p>
+    <w:p>
+      <w:r>
+        <w:t xml:space="preserve">First, </w:t>
+      </w:r>
+      <w:r>
+        <w:rPr>
+          <w:b/>
+        </w:rPr>
+        <w:t>the classical TF-IDF baseline attains the highest macro-F1 of any system measured, including the proposed pipeline.</w:t>
+      </w:r>
+      <w:r>
+        <w:t xml:space="preserve"> This is not a defence of n-grams over transformers in general. It is a statement about the data: the corpus is assembled from 41 recurring templates (§3.3), and a bag of word bigrams is exceptionally well suited to recognising recurring surface forms. The result is therefore best read as further evidence for the dataset critique in §5.3 rather than as a comparison of modelling approaches, and it is the single clearest illustration of why the real-data study matters.</w:t>
+      </w:r>
+    </w:p>
+    <w:p>
+      <w:r>
+        <w:t xml:space="preserve">Second, </w:t>
+      </w:r>
+      <w:r>
+        <w:rPr>
+          <w:b/>
+        </w:rPr>
+        <w:t>the proposed system does not outperform zero-shot prompting, and this time the comparison is clean.</w:t>
+      </w:r>
+      <w:r>
+        <w:t xml:space="preserve"> The full pipeline reaches macro-F1 0.5000 against zero-shot's 0.5238. An earlier run reported a similar gap and it was withdrawn, because that run was confounded twice: the evaluation harness constructed its retrieval query differently from the deployed application, returning a different top-four passage set on 53 % of items, and a subsequent re-run reached the provider's daily token cap after 38 of 70 items, leaving 46 % of items without a prediction. The re-run on 2026-09-10 carries neither confound — the retrieval path is the deployed one, and all seventy items produced usable predictions with </w:t>
       </w:r>
       <w:r>
         <w:rPr>
           <w:rFonts w:ascii="Consolas" w:hAnsi="Consolas"/>
           <w:sz w:val="22"/>
         </w:rPr>
-        <w:t>gpt-4o-mini</w:t>
-      </w:r>
-      <w:r>
-        <w:t xml:space="preserve"> </w:t>
-      </w:r>
-      <w:r>
-        <w:rPr>
-          <w:i/>
-        </w:rPr>
-        <w:t>assumed in §3.6; the model that produced a number is named with it. The remaining rows have no numbers because those systems are not implemented, and the harness writes an explicit "not run" marker rather than an estimate.</w:t>
-      </w:r>
-    </w:p>
-    <w:p>
-      <w:r>
-        <w:t>The majority-class row is the floor: predicting the most frequent training label for every item yields accuracy 0.329 and, by definition, Cohen's κ of exactly zero. Every other system clears it, so each is doing something, but the distance from that floor is the honest measure of how much.</w:t>
-      </w:r>
-    </w:p>
-    <w:p>
-      <w:r>
-        <w:t>Four observations follow directly from Table 4.4 and are developed in §5.1.</w:t>
-      </w:r>
-    </w:p>
-    <w:p>
-      <w:r>
-        <w:t xml:space="preserve">First, </w:t>
-      </w:r>
-      <w:r>
-        <w:rPr>
-          <w:b/>
-        </w:rPr>
-        <w:t>the classical TF-IDF baseline attains the highest macro-F1 of any system measured, including the proposed pipeline.</w:t>
-      </w:r>
-      <w:r>
-        <w:t xml:space="preserve"> This is not a defence of n-grams over transformers in general. It is a statement about the data: the corpus is assembled from 41 recurring templates (§3.3), and a bag of word bigrams is exceptionally well suited to recognising recurring surface forms. The result is therefore best read as further evidence for the dataset critique in §5.3 rather than as a comparison of modelling approaches, and it is the single clearest illustration of why the real-data study matters.</w:t>
-      </w:r>
-    </w:p>
-    <w:p>
-      <w:r>
-        <w:t xml:space="preserve">Second, </w:t>
-      </w:r>
-      <w:r>
-        <w:rPr>
-          <w:b/>
-        </w:rPr>
-        <w:t>the proposed system has no reportable score, and an earlier one has been withdrawn.</w:t>
-      </w:r>
-      <w:r>
-        <w:t xml:space="preserve"> A previous run reported macro-F1 0.509 for the full pipeline, below the 0.524 of zero-shot prompting, and this text drew the conclusion that the added retrieval, questionnaire and emotion signals bought no measurable accuracy. That conclusion is no longer supported, for two independent reasons. The evaluation harness was found to construct its retrieval query differently from the deployed application, returning a different top-four passage set on 53 % of items, so the figure did not describe the system this report proposes. And the re-run on 2026-09-08 completed 38 of 70 items before the provider's daily token cap was reached, leaving 46 % of items without a prediction — above the 20 % threshold at which the harness refuses to publish a number, because the metrics would describe the fallback label rather than the system. The comparison against zero-shot is therefore open, not settled, and the component ablation that would localise any difference remains unrun (§4.5).</w:t>
+        <w:t>parse_failures=0, rate_limited=0, call_failures=0</w:t>
+      </w:r>
+      <w:r>
+        <w:t>. The negative comparison is therefore a result rather than an artefact. Its interpretation is developed in §4.5: removing the questionnaire scores collapses the configuration to the majority-class floor, so the 0.5000 it does achieve is largely attributable to being shown the quantities from which the label is derived, not to reading the text.</w:t>
       </w:r>
     </w:p>
     <w:p>
@@ -15407,14 +15390,17 @@
         <w:t>Table 4. 6: Ablation over proposed-system components</w:t>
       </w:r>
       <w:r>
-        <w:t xml:space="preserve"> — </w:t>
+        <w:t xml:space="preserve"> (</w:t>
       </w:r>
       <w:r>
         <w:rPr>
           <w:rFonts w:ascii="Consolas" w:hAnsi="Consolas"/>
           <w:sz w:val="22"/>
         </w:rPr>
-        <w:t>[TBD-EXPERIMENT: eval_ablation]</w:t>
+        <w:t>data/eval/ablation.md</w:t>
+      </w:r>
+      <w:r>
+        <w:t>; stratified 40/70-item subsample, seed 42, identical across configurations)</w:t>
       </w:r>
     </w:p>
     <w:tbl>
@@ -15708,10 +15694,9 @@
             </w:r>
             <w:r>
               <w:rPr>
-                <w:rFonts w:ascii="Consolas" w:hAnsi="Consolas"/>
-                <w:sz w:val="22"/>
-              </w:rPr>
-              <w:t>[TBD]</w:t>
+                <w:sz w:val="22"/>
+              </w:rPr>
+              <w:t>0.525</w:t>
             </w:r>
           </w:p>
         </w:tc>
@@ -15731,10 +15716,9 @@
             </w:r>
             <w:r>
               <w:rPr>
-                <w:rFonts w:ascii="Consolas" w:hAnsi="Consolas"/>
-                <w:sz w:val="22"/>
-              </w:rPr>
-              <w:t>[TBD]</w:t>
+                <w:sz w:val="22"/>
+              </w:rPr>
+              <w:t>0.5339</w:t>
             </w:r>
           </w:p>
         </w:tc>
@@ -15780,7 +15764,7 @@
               <w:rPr>
                 <w:sz w:val="22"/>
               </w:rPr>
-              <w:t>no_rag</w:t>
+              <w:t>no_questionnaire</w:t>
             </w:r>
           </w:p>
         </w:tc>
@@ -15802,6 +15786,28 @@
               <w:rPr>
                 <w:sz w:val="22"/>
               </w:rPr>
+              <w:t>✓</w:t>
+            </w:r>
+          </w:p>
+        </w:tc>
+        <w:tc>
+          <w:tcPr>
+            <w:tcW w:type="dxa" w:w="1255"/>
+          </w:tcPr>
+          <w:p>
+            <w:pPr>
+              <w:spacing w:line="240" w:lineRule="auto" w:after="40"/>
+              <w:jc w:val="left"/>
+            </w:pPr>
+            <w:r>
+              <w:rPr>
+                <w:sz w:val="22"/>
+              </w:rPr>
+            </w:r>
+            <w:r>
+              <w:rPr>
+                <w:sz w:val="22"/>
+              </w:rPr>
               <w:t>✗</w:t>
             </w:r>
           </w:p>
@@ -15846,7 +15852,7 @@
               <w:rPr>
                 <w:sz w:val="22"/>
               </w:rPr>
-              <w:t>✓</w:t>
+              <w:t>0.325</w:t>
             </w:r>
           </w:p>
         </w:tc>
@@ -15866,10 +15872,9 @@
             </w:r>
             <w:r>
               <w:rPr>
-                <w:rFonts w:ascii="Consolas" w:hAnsi="Consolas"/>
-                <w:sz w:val="22"/>
-              </w:rPr>
-              <w:t>[TBD]</w:t>
+                <w:sz w:val="22"/>
+              </w:rPr>
+              <w:t>0.1226</w:t>
             </w:r>
           </w:p>
         </w:tc>
@@ -15889,33 +15894,10 @@
             </w:r>
             <w:r>
               <w:rPr>
-                <w:rFonts w:ascii="Consolas" w:hAnsi="Consolas"/>
-                <w:sz w:val="22"/>
-              </w:rPr>
-              <w:t>[TBD]</w:t>
-            </w:r>
-          </w:p>
-        </w:tc>
-        <w:tc>
-          <w:tcPr>
-            <w:tcW w:type="dxa" w:w="1255"/>
-          </w:tcPr>
-          <w:p>
-            <w:pPr>
-              <w:spacing w:line="240" w:lineRule="auto" w:after="40"/>
-              <w:jc w:val="left"/>
-            </w:pPr>
-            <w:r>
-              <w:rPr>
-                <w:sz w:val="22"/>
-              </w:rPr>
-            </w:r>
-            <w:r>
-              <w:rPr>
-                <w:rFonts w:ascii="Consolas" w:hAnsi="Consolas"/>
-                <w:sz w:val="22"/>
-              </w:rPr>
-              <w:t>[TBD]</w:t>
+                <w:b/>
+                <w:sz w:val="22"/>
+              </w:rPr>
+              <w:t>−0.4113</w:t>
             </w:r>
           </w:p>
         </w:tc>
@@ -15939,7 +15921,7 @@
               <w:rPr>
                 <w:sz w:val="22"/>
               </w:rPr>
-              <w:t>no_questionnaire</w:t>
+              <w:t>no_emotion</w:t>
             </w:r>
           </w:p>
         </w:tc>
@@ -15983,6 +15965,28 @@
               <w:rPr>
                 <w:sz w:val="22"/>
               </w:rPr>
+              <w:t>✓</w:t>
+            </w:r>
+          </w:p>
+        </w:tc>
+        <w:tc>
+          <w:tcPr>
+            <w:tcW w:type="dxa" w:w="1255"/>
+          </w:tcPr>
+          <w:p>
+            <w:pPr>
+              <w:spacing w:line="240" w:lineRule="auto" w:after="40"/>
+              <w:jc w:val="left"/>
+            </w:pPr>
+            <w:r>
+              <w:rPr>
+                <w:sz w:val="22"/>
+              </w:rPr>
+            </w:r>
+            <w:r>
+              <w:rPr>
+                <w:sz w:val="22"/>
+              </w:rPr>
               <w:t>✗</w:t>
             </w:r>
           </w:p>
@@ -16005,7 +16009,7 @@
               <w:rPr>
                 <w:sz w:val="22"/>
               </w:rPr>
-              <w:t>✓</w:t>
+              <w:t>0.600</w:t>
             </w:r>
           </w:p>
         </w:tc>
@@ -16025,10 +16029,9 @@
             </w:r>
             <w:r>
               <w:rPr>
-                <w:rFonts w:ascii="Consolas" w:hAnsi="Consolas"/>
-                <w:sz w:val="22"/>
-              </w:rPr>
-              <w:t>[TBD]</w:t>
+                <w:sz w:val="22"/>
+              </w:rPr>
+              <w:t>0.5925</w:t>
             </w:r>
           </w:p>
         </w:tc>
@@ -16048,33 +16051,9 @@
             </w:r>
             <w:r>
               <w:rPr>
-                <w:rFonts w:ascii="Consolas" w:hAnsi="Consolas"/>
-                <w:sz w:val="22"/>
-              </w:rPr>
-              <w:t>[TBD]</w:t>
-            </w:r>
-          </w:p>
-        </w:tc>
-        <w:tc>
-          <w:tcPr>
-            <w:tcW w:type="dxa" w:w="1255"/>
-          </w:tcPr>
-          <w:p>
-            <w:pPr>
-              <w:spacing w:line="240" w:lineRule="auto" w:after="40"/>
-              <w:jc w:val="left"/>
-            </w:pPr>
-            <w:r>
-              <w:rPr>
-                <w:sz w:val="22"/>
-              </w:rPr>
-            </w:r>
-            <w:r>
-              <w:rPr>
-                <w:rFonts w:ascii="Consolas" w:hAnsi="Consolas"/>
-                <w:sz w:val="22"/>
-              </w:rPr>
-              <w:t>[TBD]</w:t>
+                <w:sz w:val="22"/>
+              </w:rPr>
+              <w:t>+0.0586</w:t>
             </w:r>
           </w:p>
         </w:tc>
@@ -16098,7 +16077,7 @@
               <w:rPr>
                 <w:sz w:val="22"/>
               </w:rPr>
-              <w:t>no_emotion</w:t>
+              <w:t>no_rag</w:t>
             </w:r>
           </w:p>
         </w:tc>
@@ -16120,6 +16099,28 @@
               <w:rPr>
                 <w:sz w:val="22"/>
               </w:rPr>
+              <w:t>✗</w:t>
+            </w:r>
+          </w:p>
+        </w:tc>
+        <w:tc>
+          <w:tcPr>
+            <w:tcW w:type="dxa" w:w="1255"/>
+          </w:tcPr>
+          <w:p>
+            <w:pPr>
+              <w:spacing w:line="240" w:lineRule="auto" w:after="40"/>
+              <w:jc w:val="left"/>
+            </w:pPr>
+            <w:r>
+              <w:rPr>
+                <w:sz w:val="22"/>
+              </w:rPr>
+            </w:r>
+            <w:r>
+              <w:rPr>
+                <w:sz w:val="22"/>
+              </w:rPr>
               <w:t>✓</w:t>
             </w:r>
           </w:p>
@@ -16164,7 +16165,7 @@
               <w:rPr>
                 <w:sz w:val="22"/>
               </w:rPr>
-              <w:t>✗</w:t>
+              <w:t>not run</w:t>
             </w:r>
           </w:p>
         </w:tc>
@@ -16184,10 +16185,9 @@
             </w:r>
             <w:r>
               <w:rPr>
-                <w:rFonts w:ascii="Consolas" w:hAnsi="Consolas"/>
-                <w:sz w:val="22"/>
-              </w:rPr>
-              <w:t>[TBD]</w:t>
+                <w:sz w:val="22"/>
+              </w:rPr>
+              <w:t>not run</w:t>
             </w:r>
           </w:p>
         </w:tc>
@@ -16207,33 +16207,9 @@
             </w:r>
             <w:r>
               <w:rPr>
-                <w:rFonts w:ascii="Consolas" w:hAnsi="Consolas"/>
-                <w:sz w:val="22"/>
-              </w:rPr>
-              <w:t>[TBD]</w:t>
-            </w:r>
-          </w:p>
-        </w:tc>
-        <w:tc>
-          <w:tcPr>
-            <w:tcW w:type="dxa" w:w="1255"/>
-          </w:tcPr>
-          <w:p>
-            <w:pPr>
-              <w:spacing w:line="240" w:lineRule="auto" w:after="40"/>
-              <w:jc w:val="left"/>
-            </w:pPr>
-            <w:r>
-              <w:rPr>
-                <w:sz w:val="22"/>
-              </w:rPr>
-            </w:r>
-            <w:r>
-              <w:rPr>
-                <w:rFonts w:ascii="Consolas" w:hAnsi="Consolas"/>
-                <w:sz w:val="22"/>
-              </w:rPr>
-              <w:t>[TBD]</w:t>
+                <w:sz w:val="22"/>
+              </w:rPr>
+              <w:t>—</w:t>
             </w:r>
           </w:p>
         </w:tc>
@@ -16343,10 +16319,9 @@
             </w:r>
             <w:r>
               <w:rPr>
-                <w:rFonts w:ascii="Consolas" w:hAnsi="Consolas"/>
-                <w:sz w:val="22"/>
-              </w:rPr>
-              <w:t>[TBD]</w:t>
+                <w:sz w:val="22"/>
+              </w:rPr>
+              <w:t>not run</w:t>
             </w:r>
           </w:p>
         </w:tc>
@@ -16366,10 +16341,9 @@
             </w:r>
             <w:r>
               <w:rPr>
-                <w:rFonts w:ascii="Consolas" w:hAnsi="Consolas"/>
-                <w:sz w:val="22"/>
-              </w:rPr>
-              <w:t>[TBD]</w:t>
+                <w:sz w:val="22"/>
+              </w:rPr>
+              <w:t>not run</w:t>
             </w:r>
           </w:p>
         </w:tc>
@@ -16389,10 +16363,9 @@
             </w:r>
             <w:r>
               <w:rPr>
-                <w:rFonts w:ascii="Consolas" w:hAnsi="Consolas"/>
-                <w:sz w:val="22"/>
-              </w:rPr>
-              <w:t>[TBD]</w:t>
+                <w:sz w:val="22"/>
+              </w:rPr>
+              <w:t>—</w:t>
             </w:r>
           </w:p>
         </w:tc>
@@ -16401,13 +16374,143 @@
     <w:p/>
     <w:p>
       <w:r>
-        <w:t xml:space="preserve">The five-configuration harness is implemented, unit-tested against a mocked language model, and wired through the identical engine that produces the headline proposed-system result. It has not been executed because it requires a valid API key. The runner writes an explicit "not run" marker file rather than an empty or estimated table. The word-segmentation ablation described in §3.2 is additionally </w:t>
+        <w:t xml:space="preserve">Three of the five configurations were executed on 2026-09-10. Every figure rests on forty items, so </w:t>
+      </w:r>
+      <w:r>
+        <w:rPr>
+          <w:b/>
+        </w:rPr>
+        <w:t>the sampling-noise floor is ±0.148 on accuracy</w:t>
+      </w:r>
+      <w:r>
+        <w:t xml:space="preserve"> (95 % Wilson interval, worst case </w:t>
+      </w:r>
+      <w:r>
+        <w:rPr>
+          <w:i/>
+        </w:rPr>
+        <w:t>p</w:t>
+      </w:r>
+      <w:r>
+        <w:t xml:space="preserve"> = 0.5); the harness computes this itself and declines to give a direction to any delta inside it.</w:t>
+      </w:r>
+    </w:p>
+    <w:p>
+      <w:r>
+        <w:rPr>
+          <w:b/>
+        </w:rPr>
+        <w:t>Removing the questionnaire scores is the one unambiguous result.</w:t>
+      </w:r>
+      <w:r>
+        <w:t xml:space="preserve"> Macro-F1 falls from 0.534 to </w:t>
+      </w:r>
+      <w:r>
+        <w:rPr>
+          <w:b/>
+        </w:rPr>
+        <w:t>0.123</w:t>
+      </w:r>
+      <w:r>
+        <w:t xml:space="preserve"> — against a majority-class floor of 0.1237. The configuration collapses to guessing. Because those scores are the inputs from which the ground-truth label is derived (§3.6), this delta measures label leakage at least as much as feature value, and it quantifies a caveat that §4.4 had previously been able to state only qualitatively: substantially all of the proposed system's apparent agreement comes from being shown the quantities that define the answer.</w:t>
+      </w:r>
+    </w:p>
+    <w:p>
+      <w:r>
+        <w:rPr>
+          <w:b/>
+        </w:rPr>
+        <w:t>Removing the emotion features changes nothing that can be measured at this sample size.</w:t>
+      </w:r>
+      <w:r>
+        <w:t xml:space="preserve"> The point estimate improves by 0.059, but that is inside the noise floor, so no direction is claimed. The defensible reading is that the fine-tuned classifier's signal contributes nothing detectable to the generative layer on this dataset — not that removing it helps.</w:t>
+      </w:r>
+    </w:p>
+    <w:p>
+      <w:r>
+        <w:rPr>
+          <w:b/>
+        </w:rPr>
+        <w:t>The two remaining configurations failed for a reason worth recording, and it is not quota.</w:t>
+      </w:r>
+      <w:r>
+        <w:t xml:space="preserve"> Both </w:t>
       </w:r>
       <w:r>
         <w:rPr>
           <w:rFonts w:ascii="Consolas" w:hAnsi="Consolas"/>
           <w:sz w:val="22"/>
         </w:rPr>
+        <w:t>no_rag</w:t>
+      </w:r>
+      <w:r>
+        <w:t xml:space="preserve"> and </w:t>
+      </w:r>
+      <w:r>
+        <w:rPr>
+          <w:rFonts w:ascii="Consolas" w:hAnsi="Consolas"/>
+          <w:sz w:val="22"/>
+        </w:rPr>
+        <w:t>text_only</w:t>
+      </w:r>
+      <w:r>
+        <w:t xml:space="preserve"> disable retrieval. With no retrieved material the model correctly obeys prompt rule 4 — it declines to invent suggestions and returns an empty </w:t>
+      </w:r>
+      <w:r>
+        <w:rPr>
+          <w:rFonts w:ascii="Consolas" w:hAnsi="Consolas"/>
+          <w:sz w:val="22"/>
+        </w:rPr>
+        <w:t>suggestions</w:t>
+      </w:r>
+      <w:r>
+        <w:t xml:space="preserve"> list — but </w:t>
+      </w:r>
+      <w:r>
+        <w:rPr>
+          <w:rFonts w:ascii="Consolas" w:hAnsi="Consolas"/>
+          <w:sz w:val="22"/>
+        </w:rPr>
+        <w:t>LlmAssessment</w:t>
+      </w:r>
+      <w:r>
+        <w:t xml:space="preserve"> still constrains that field to </w:t>
+      </w:r>
+      <w:r>
+        <w:rPr>
+          <w:rFonts w:ascii="Consolas" w:hAnsi="Consolas"/>
+          <w:sz w:val="22"/>
+        </w:rPr>
+        <w:t>min_length=1</w:t>
+      </w:r>
+      <w:r>
+        <w:t xml:space="preserve">, so Pydantic rejects an otherwise valid reply. On </w:t>
+      </w:r>
+      <w:r>
+        <w:rPr>
+          <w:rFonts w:ascii="Consolas" w:hAnsi="Consolas"/>
+          <w:sz w:val="22"/>
+        </w:rPr>
+        <w:t>text_only</w:t>
+      </w:r>
+      <w:r>
+        <w:t xml:space="preserve">, 29 of 40 replies (72 %) were discarded this way, above the 20 % threshold at which the harness refuses to publish, and the configuration is recorded as not run. The failing replies are captured verbatim in </w:t>
+      </w:r>
+      <w:r>
+        <w:rPr>
+          <w:rFonts w:ascii="Consolas" w:hAnsi="Consolas"/>
+          <w:sz w:val="22"/>
+        </w:rPr>
+        <w:t>data/eval/llm_cache/_parse_failures/</w:t>
+      </w:r>
+      <w:r>
+        <w:t xml:space="preserve">. This is a schema defect rather than a model failure: the grounding rule and the output contract disagree about whether zero suggestions is a legitimate answer. The word-segmentation ablation described in §3.2 remains </w:t>
+      </w:r>
+      <w:r>
+        <w:rPr>
+          <w:rFonts w:ascii="Consolas" w:hAnsi="Consolas"/>
+          <w:sz w:val="22"/>
+        </w:rPr>
         <w:t>[TBD-EXPERIMENT: eval_segmentation]</w:t>
       </w:r>
       <w:r>
@@ -16422,14 +16525,17 @@
         <w:t>Figure 4. 7: Ablation — effect of each component</w:t>
       </w:r>
       <w:r>
-        <w:t xml:space="preserve"> — </w:t>
+        <w:t xml:space="preserve"> (</w:t>
       </w:r>
       <w:r>
         <w:rPr>
           <w:rFonts w:ascii="Consolas" w:hAnsi="Consolas"/>
           <w:sz w:val="22"/>
         </w:rPr>
-        <w:t>[TBD-EXPERIMENT: eval_ablation]</w:t>
+        <w:t>data/eval/ablation.png</w:t>
+      </w:r>
+      <w:r>
+        <w:t>)</w:t>
       </w:r>
     </w:p>
     <w:p>
@@ -19688,7 +19794,7 @@
         <w:t>the safety rule that gates every request costs 0.05 ms</w:t>
       </w:r>
       <w:r>
-        <w:t xml:space="preserve">, so running it before anything else, including before persistence, is free; there is no performance argument against the ordering §3.7 describes. Third, </w:t>
+        <w:t xml:space="preserve">, so running it before any side effect — before persistence and before the external call — is free; there is no performance argument against the ordering §3.7 describes. Third, </w:t>
       </w:r>
       <w:r>
         <w:rPr>
@@ -21711,7 +21817,7 @@
         <w:t>Closed:</w:t>
       </w:r>
       <w:r>
-        <w:t xml:space="preserve"> the checklist now names OpenAI and its jurisdiction explicitly, before any data entry.</w:t>
+        <w:t xml:space="preserve"> the checklist names the configured provider and its jurisdiction explicitly, before any data entry; the name is resolved from the configured endpoint at runtime (currently Groq, United States), so a provider change cannot silently invalidate the consent text again.</w:t>
       </w:r>
     </w:p>
     <w:p>
@@ -21947,7 +22053,7 @@
         <w:rPr>
           <w:b/>
         </w:rPr>
-        <w:t>279 passing tests at 83 % coverage of the application package</w:t>
+        <w:t>337 passing tests at 94 % coverage of the application code (70 % including the offline evaluation scripts)</w:t>
       </w:r>
       <w:r>
         <w:t>. The qualification recorded in §5.3 is that the PSS-10 band thresholds are a convention rather than published cut-offs; the item-wording qualification no longer applies, as both instruments now deploy their original published English wording.</w:t>
@@ -22034,7 +22140,16 @@
         <w:t>0.529, 0.509, 0.378</w:t>
       </w:r>
       <w:r>
-        <w:t xml:space="preserve"> and concluded that it did not improve on zero-shot prompting. That figure has been withdrawn and the conclusion with it, for the two reasons set out in §4.4: the evaluation harness was constructing its retrieval query differently from the deployed application, returning a different passage set on 53 % of items, so the number did not describe the proposed system; and the corrected re-run reached the provider's daily token cap after 38 of 70 items, leaving too many items without a prediction for any score to be meaningful. Whether the full pipeline improves on zero-shot prompting is therefore an open question in this report rather than a settled negative result. A third qualification stands regardless: the system receives the questionnaire scores from which the ground truth is derived, so any agreement it achieves is partly circular, and the </w:t>
+        <w:t xml:space="preserve"> and concluded that it did not improve on zero-shot prompting. That figure was withdrawn because the run behind it was confounded twice — a retrieval query that differed from the deployed application on 53 % of items, and a provider quota cap that left 46 % of items without a prediction. The measurement was repeated on 2026-09-10 with both confounds removed and all seventy items usable, giving </w:t>
+      </w:r>
+      <w:r>
+        <w:rPr>
+          <w:b/>
+        </w:rPr>
+        <w:t>0.4857, 0.5000, 0.3105</w:t>
+      </w:r>
+      <w:r>
+        <w:t xml:space="preserve">. The original conclusion is therefore restored on sound evidence rather than withdrawn: the full pipeline does not improve on zero-shot prompting on this dataset. The third qualification not only stands but is now quantified — the system receives the questionnaire scores from which the ground truth is derived, and the </w:t>
       </w:r>
       <w:r>
         <w:rPr>
@@ -22044,7 +22159,7 @@
         <w:t>no_questionnaire</w:t>
       </w:r>
       <w:r>
-        <w:t xml:space="preserve"> ablation that would resolve this remains unrun (O3).</w:t>
+        <w:t xml:space="preserve"> ablation (§4.5) shows that removing them drops macro-F1 from 0.534 to 0.123, against a majority-class floor of 0.1237. Its agreement is therefore substantially circular (O3).</w:t>
       </w:r>
     </w:p>
     <w:p>
@@ -22386,7 +22501,7 @@
         <w:t>Behaviour Research and Therapy</w:t>
       </w:r>
       <w:r>
-        <w:t>, vol. 33, no. 3, pp. 335–343, 1995.</w:t>
+        <w:t>, vol. 33, no. 3, pp. 335–343, 1995, doi: 10.1016/0005-7967(94)00075-U.</w:t>
       </w:r>
     </w:p>
     <w:p>
@@ -22400,7 +22515,7 @@
         <w:t>Journal of Health and Social Behavior</w:t>
       </w:r>
       <w:r>
-        <w:t>, vol. 24, no. 4, pp. 385–396, 1983.</w:t>
+        <w:t>, vol. 24, no. 4, pp. 385–396, 1983, doi: 10.2307/2136404.</w:t>
       </w:r>
     </w:p>
     <w:p>
@@ -22428,14 +22543,7 @@
         <w:t>BMC Psychiatry</w:t>
       </w:r>
       <w:r>
-        <w:t xml:space="preserve">, vol. 13, art. 24, 2013. </w:t>
-      </w:r>
-      <w:r>
-        <w:rPr>
-          <w:rFonts w:ascii="Consolas" w:hAnsi="Consolas"/>
-          <w:sz w:val="22"/>
-        </w:rPr>
-        <w:t>[VERIFY]</w:t>
+        <w:t>, vol. 13, art. 24, 2013, doi: 10.1186/1471-244X-13-24.</w:t>
       </w:r>
     </w:p>
     <w:p>
@@ -22460,17 +22568,10 @@
         <w:rPr>
           <w:i/>
         </w:rPr>
-        <w:t>Proc. 2nd Workshop on Computational Linguistics and Clinical Psychology</w:t>
-      </w:r>
-      <w:r>
-        <w:t xml:space="preserve">, 2015, pp. 31–39. </w:t>
-      </w:r>
-      <w:r>
-        <w:rPr>
-          <w:rFonts w:ascii="Consolas" w:hAnsi="Consolas"/>
-          <w:sz w:val="22"/>
-        </w:rPr>
-        <w:t>[VERIFY]</w:t>
+        <w:t>Proc. 2nd Workshop on Computational Linguistics and Clinical Psychology: From Linguistic Signal to Clinical Reality</w:t>
+      </w:r>
+      <w:r>
+        <w:t>, Denver, CO, USA, Jun. 2015, pp. 31–39, doi: 10.3115/v1/W15-1204.</w:t>
       </w:r>
     </w:p>
     <w:p>
@@ -22481,17 +22582,10 @@
         <w:rPr>
           <w:i/>
         </w:rPr>
-        <w:t>Proc. 10th Int. Workshop on Health Text Mining and Information Analysis (LOUHI)</w:t>
-      </w:r>
-      <w:r>
-        <w:t xml:space="preserve">, EMNLP, 2019, pp. 97–107. </w:t>
-      </w:r>
-      <w:r>
-        <w:rPr>
-          <w:rFonts w:ascii="Consolas" w:hAnsi="Consolas"/>
-          <w:sz w:val="22"/>
-        </w:rPr>
-        <w:t>[VERIFY]</w:t>
+        <w:t>Proc. 10th Int. Workshop on Health Text Mining and Information Analysis (LOUHI 2019)</w:t>
+      </w:r>
+      <w:r>
+        <w:t>, Hong Kong, Nov. 2019, pp. 97–107, doi: 10.18653/v1/D19-6213.</w:t>
       </w:r>
     </w:p>
     <w:p>
@@ -22502,17 +22596,10 @@
         <w:rPr>
           <w:i/>
         </w:rPr>
-        <w:t>Experimental IR Meets Multilinguality, Multimodality, and Interaction (CLEF)</w:t>
-      </w:r>
-      <w:r>
-        <w:t xml:space="preserve">, 2016, pp. 28–39. </w:t>
-      </w:r>
-      <w:r>
-        <w:rPr>
-          <w:rFonts w:ascii="Consolas" w:hAnsi="Consolas"/>
-          <w:sz w:val="22"/>
-        </w:rPr>
-        <w:t>[VERIFY]</w:t>
+        <w:t>Experimental IR Meets Multilinguality, Multimodality, and Interaction: 7th Int. Conf. CLEF Association (CLEF 2016)</w:t>
+      </w:r>
+      <w:r>
+        <w:t>, Évora, Portugal, Lecture Notes in Computer Science, vol. 9822. Cham, Switzerland: Springer, 2016, pp. 28–39, doi: 10.1007/978-3-319-44564-9_3.</w:t>
       </w:r>
     </w:p>
     <w:p>
@@ -22523,10 +22610,10 @@
         <w:rPr>
           <w:i/>
         </w:rPr>
-        <w:t>Findings of EMNLP</w:t>
-      </w:r>
-      <w:r>
-        <w:t>, 2020, pp. 1037–1042.</w:t>
+        <w:t>Findings of the Association for Computational Linguistics: EMNLP 2020</w:t>
+      </w:r>
+      <w:r>
+        <w:t>, Nov. 2020, pp. 1037–1042, doi: 10.18653/v1/2020.findings-emnlp.92.</w:t>
       </w:r>
     </w:p>
     <w:p>
@@ -22565,17 +22652,10 @@
         <w:rPr>
           <w:i/>
         </w:rPr>
-        <w:t>Proc. EMNLP</w:t>
-      </w:r>
-      <w:r>
-        <w:t xml:space="preserve">, 2023. </w:t>
-      </w:r>
-      <w:r>
-        <w:rPr>
-          <w:rFonts w:ascii="Consolas" w:hAnsi="Consolas"/>
-          <w:sz w:val="22"/>
-        </w:rPr>
-        <w:t>[VERIFY]</w:t>
+        <w:t>Proc. 2023 Conf. Empirical Methods in Natural Language Processing (EMNLP)</w:t>
+      </w:r>
+      <w:r>
+        <w:t>, Singapore, Dec. 2023, pp. 5191–5207, doi: 10.18653/v1/2023.emnlp-main.315.</w:t>
       </w:r>
     </w:p>
     <w:p>
@@ -22732,7 +22812,7 @@
         <w:rPr>
           <w:i/>
         </w:rPr>
-        <w:t xml:space="preserve"> Entries marked </w:t>
+        <w:t xml:space="preserve"> References [4], [6], [7], [8] and [12] were verified on 2026-09-10 against the publisher record (BMC Psychiatry / Monash institutional record) and the ACL Anthology and Springer entries respectively; DOIs are given for each. Two corrections resulted: the third author of [4] is J. R. W. Fisher, and the author list of [12] follows the ACL Anthology record (N. Nguyen, T. Phan, D.-V. Nguyen, K. Nguyen). Claims in §1.1 concerning Vietnamese stress prevalence remain deliberately unnumbered and unsourced; no prevalence figure is quoted anywhere in this report. See </w:t>
       </w:r>
       <w:r>
         <w:rPr>
@@ -22740,27 +22820,13 @@
           <w:i/>
           <w:sz w:val="22"/>
         </w:rPr>
-        <w:t>[VERIFY]</w:t>
+        <w:t>report/CITATIONS_TO_VERIFY.md</w:t>
       </w:r>
       <w:r>
         <w:rPr>
           <w:i/>
         </w:rPr>
-        <w:t xml:space="preserve"> require confirmation of full bibliographic details before submission. See </w:t>
-      </w:r>
-      <w:r>
-        <w:rPr>
-          <w:rFonts w:ascii="Consolas" w:hAnsi="Consolas"/>
-          <w:i/>
-          <w:sz w:val="22"/>
-        </w:rPr>
-        <w:t>report/CITATIONS_TO_VERIFY.md</w:t>
-      </w:r>
-      <w:r>
-        <w:rPr>
-          <w:i/>
-        </w:rPr>
-        <w:t>. Claims in §1.1 concerning Vietnamese stress prevalence are deliberately unnumbered and unsourced pending verification; no prevalence figure is quoted anywhere in this report.</w:t>
+        <w:t>.</w:t>
       </w:r>
     </w:p>
     <w:p>
